--- a/ind/docx/44.content.docx
+++ b/ind/docx/44.content.docx
@@ -11984,19 +11984,7 @@
         <w:rPr>
           <w:lang w:val="id_ID" w:bidi="id_ID"/>
         </w:rPr>
-        <w:t xml:space="preserve">). Penting bagi Lukas untuk menunjukkan bahwa Kekristenan tidak memusuhi para pejabat atau institusi Romawi, dan seperti Yudaisme, dapat diizinkan masuk ke dalam Kekaisaran Romawi (lihat </w:t>
-      </w:r>
-      <w:r>
-        <w:rPr>
-          <w:lang w:val="id_ID" w:bidi="id_ID"/>
-        </w:rPr>
-        <w:t>Pengantar Kitab Kisah Para Rasul</w:t>
-      </w:r>
-      <w:r>
-        <w:rPr>
-          <w:lang w:val="id_ID" w:bidi="id_ID"/>
-        </w:rPr>
-        <w:t xml:space="preserve">, “Tujuan Kisah Para Rasul: Politik”). • yang disebut pasukan Italia: satu pasukan/resimen mencakup enam </w:t>
+        <w:t xml:space="preserve">). Penting bagi Lukas untuk menunjukkan bahwa Kekristenan tidak memusuhi para pejabat atau institusi Romawi, dan seperti Yudaisme, dapat diizinkan masuk ke dalam Kekaisaran Romawi (lihat Pengantar Kitab Kisah Para Rasul, “Tujuan Kisah Para Rasul: Politik”). • yang disebut pasukan Italia: satu pasukan/resimen mencakup enam </w:t>
       </w:r>
       <w:r>
         <w:rPr>
@@ -14357,19 +14345,7 @@
         <w:rPr>
           <w:lang w:val="id_ID" w:bidi="id_ID"/>
         </w:rPr>
-        <w:t xml:space="preserve">; </w:t>
-      </w:r>
-      <w:r>
-        <w:rPr>
-          <w:lang w:val="id_ID" w:bidi="id_ID"/>
-        </w:rPr>
-        <w:t>Pengantar Surat Yakobus</w:t>
-      </w:r>
-      <w:r>
-        <w:rPr>
-          <w:lang w:val="id_ID" w:bidi="id_ID"/>
-        </w:rPr>
-        <w:t>, “Waktu penulisan”).</w:t>
+        <w:t>; Pengantar Surat Yakobus, “Waktu penulisan”).</w:t>
       </w:r>
       <w:r>
         <w:rPr>
@@ -17659,19 +17635,7 @@
         <w:rPr>
           <w:lang w:val="id_ID" w:bidi="id_ID"/>
         </w:rPr>
-        <w:t xml:space="preserve">). Surat Paulus kepada jemaat di Galatia kemungkinan ditujukan kepada orang-orang percaya yang tersebar di gereja-gereja di Likaonia (lihat </w:t>
-      </w:r>
-      <w:r>
-        <w:rPr>
-          <w:lang w:val="id_ID" w:bidi="id_ID"/>
-        </w:rPr>
-        <w:t>Pengantar Kitab Galatia</w:t>
-      </w:r>
-      <w:r>
-        <w:rPr>
-          <w:lang w:val="id_ID" w:bidi="id_ID"/>
-        </w:rPr>
-        <w:t>, “Penerima”). • Listra terletak kira-kira dua puluh mil (40 km) sebelah barat daya Ikonium. • Derbe, terletak sekitar tiga puluh mil (50 km) di tenggara Listra, berada di jalan utama yang sibuk, yang membentang dari Ikonium dan Listra ke arah timur hingga Tarsus, ibu kota Kilikia.</w:t>
+        <w:t>). Surat Paulus kepada jemaat di Galatia kemungkinan ditujukan kepada orang-orang percaya yang tersebar di gereja-gereja di Likaonia (lihat Pengantar Kitab Galatia, “Penerima”). • Listra terletak kira-kira dua puluh mil (40 km) sebelah barat daya Ikonium. • Derbe, terletak sekitar tiga puluh mil (50 km) di tenggara Listra, berada di jalan utama yang sibuk, yang membentang dari Ikonium dan Listra ke arah timur hingga Tarsus, ibu kota Kilikia.</w:t>
       </w:r>
       <w:r>
         <w:rPr>
@@ -18404,19 +18368,7 @@
         <w:rPr>
           <w:lang w:val="id_ID" w:bidi="id_ID"/>
         </w:rPr>
-        <w:t xml:space="preserve">Orang-orang dari Yudea ini adalah orang-orang Kristen Yahudi yang mengajarkan perlunya sunat (dan bersamaan dengan itu, perlunya berpindah agama ke Yudaisme) agar dapat diselamatkan. Persoalan utamanya adalah bagaimana orang-orang bukan Yahudi dapat diterima dalam persekutuan Kristen. Paulus menulis suratnya kepada jemaat Galatia pada masa ini untuk menentang pengajaran serupa di Galatia (lihat </w:t>
-      </w:r>
-      <w:r>
-        <w:rPr>
-          <w:lang w:val="id_ID" w:bidi="id_ID"/>
-        </w:rPr>
-        <w:t>Pengantar Kitab Galatia</w:t>
-      </w:r>
-      <w:r>
-        <w:rPr>
-          <w:lang w:val="id_ID" w:bidi="id_ID"/>
-        </w:rPr>
-        <w:t>, “Waktu Penulisan”).</w:t>
+        <w:t>Orang-orang dari Yudea ini adalah orang-orang Kristen Yahudi yang mengajarkan perlunya sunat (dan bersamaan dengan itu, perlunya berpindah agama ke Yudaisme) agar dapat diselamatkan. Persoalan utamanya adalah bagaimana orang-orang bukan Yahudi dapat diterima dalam persekutuan Kristen. Paulus menulis suratnya kepada jemaat Galatia pada masa ini untuk menentang pengajaran serupa di Galatia (lihat Pengantar Kitab Galatia, “Waktu Penulisan”).</w:t>
       </w:r>
       <w:r>
         <w:rPr>
@@ -23097,19 +23049,7 @@
         <w:rPr>
           <w:lang w:val="id_ID" w:bidi="id_ID"/>
         </w:rPr>
-        <w:t xml:space="preserve">Pada zaman Romawi, kekuatan politik Yunani di Akhaya berada di Korintus, sebuah negara-kota terkemuka dan kota dagang besar. Korintus terkenal karena pelacuran, amoralitas, dan mabuk-mabukan (lihat </w:t>
-      </w:r>
-      <w:r>
-        <w:rPr>
-          <w:lang w:val="id_ID" w:bidi="id_ID"/>
-        </w:rPr>
-        <w:t>Pengantar Kitab 1Kor.</w:t>
-      </w:r>
-      <w:r>
-        <w:rPr>
-          <w:lang w:val="id_ID" w:bidi="id_ID"/>
-        </w:rPr>
-        <w:t xml:space="preserve">, “Latar Belakang”). Paulus menginvestasikan banyak waktu dan upaya untuk membangun komunitas Kristen di Korintus (lihat </w:t>
+        <w:t xml:space="preserve">Pada zaman Romawi, kekuatan politik Yunani di Akhaya berada di Korintus, sebuah negara-kota terkemuka dan kota dagang besar. Korintus terkenal karena pelacuran, amoralitas, dan mabuk-mabukan (lihat Pengantar Kitab 1Kor., “Latar Belakang”). Paulus menginvestasikan banyak waktu dan upaya untuk membangun komunitas Kristen di Korintus (lihat </w:t>
       </w:r>
       <w:r>
         <w:rPr>
@@ -23458,19 +23398,7 @@
         <w:rPr>
           <w:lang w:val="id_ID" w:bidi="id_ID"/>
         </w:rPr>
-        <w:t xml:space="preserve">; </w:t>
-      </w:r>
-      <w:r>
-        <w:rPr>
-          <w:lang w:val="id_ID" w:bidi="id_ID"/>
-        </w:rPr>
-        <w:t>Pengantar Kitab 2Tes.</w:t>
-      </w:r>
-      <w:r>
-        <w:rPr>
-          <w:lang w:val="id_ID" w:bidi="id_ID"/>
-        </w:rPr>
-        <w:t>, “Latar Belakang”).</w:t>
+        <w:t>; Pengantar Kitab 2Tes., “Latar Belakang”).</w:t>
       </w:r>
       <w:r>
         <w:rPr>
@@ -24725,19 +24653,7 @@
         <w:rPr>
           <w:lang w:val="id_ID" w:bidi="id_ID"/>
         </w:rPr>
-        <w:t xml:space="preserve">Paulus mungkin menulis 1 Korintus pada masa ini (lihat </w:t>
-      </w:r>
-      <w:r>
-        <w:rPr>
-          <w:lang w:val="id_ID" w:bidi="id_ID"/>
-        </w:rPr>
-        <w:t>Pengantar Kitab 1 Korintus</w:t>
-      </w:r>
-      <w:r>
-        <w:rPr>
-          <w:lang w:val="id_ID" w:bidi="id_ID"/>
-        </w:rPr>
-        <w:t>, “Waktu Penulisan dan Situasinya”).</w:t>
+        <w:t>Paulus mungkin menulis 1 Korintus pada masa ini (lihat Pengantar Kitab 1 Korintus, “Waktu Penulisan dan Situasinya”).</w:t>
       </w:r>
       <w:r>
         <w:rPr>
@@ -25229,19 +25145,7 @@
         <w:rPr>
           <w:lang w:val="id_ID" w:bidi="id_ID"/>
         </w:rPr>
-        <w:t xml:space="preserve">merasa terdorong oleh Roh: Tidak diragukan lagi Paulus merasa terganggu dengan apa yang dia dengar mengenai situasi di Korintus (lihat </w:t>
-      </w:r>
-      <w:r>
-        <w:rPr>
-          <w:lang w:val="id_ID" w:bidi="id_ID"/>
-        </w:rPr>
-        <w:t>Pengantar Kitab 1 Korintus</w:t>
-      </w:r>
-      <w:r>
-        <w:rPr>
-          <w:lang w:val="id_ID" w:bidi="id_ID"/>
-        </w:rPr>
-        <w:t>). Alih-alih segera pergi sendiri, dia mengutus Timotius</w:t>
+        <w:t>merasa terdorong oleh Roh: Tidak diragukan lagi Paulus merasa terganggu dengan apa yang dia dengar mengenai situasi di Korintus (lihat Pengantar Kitab 1 Korintus). Alih-alih segera pergi sendiri, dia mengutus Timotius</w:t>
       </w:r>
       <w:r>
         <w:rPr>
@@ -25965,19 +25869,7 @@
         <w:rPr>
           <w:lang w:val="id_ID" w:bidi="id_ID"/>
         </w:rPr>
-        <w:t xml:space="preserve">). Paulus mungkin menulis suratnya kepada jemaat di Roma pada masa ini (lihat </w:t>
-      </w:r>
-      <w:r>
-        <w:rPr>
-          <w:lang w:val="id_ID" w:bidi="id_ID"/>
-        </w:rPr>
-        <w:t>Pengantar Kitab Roma</w:t>
-      </w:r>
-      <w:r>
-        <w:rPr>
-          <w:lang w:val="id_ID" w:bidi="id_ID"/>
-        </w:rPr>
-        <w:t xml:space="preserve">, “Waktu Penulisan, Tempat Penulisan, dan Situasi Penulisan”). • </w:t>
+        <w:t xml:space="preserve">). Paulus mungkin menulis suratnya kepada jemaat di Roma pada masa ini (lihat Pengantar Kitab Roma, “Waktu Penulisan, Tempat Penulisan, dan Situasi Penulisan”). • </w:t>
       </w:r>
       <w:r>
         <w:rPr>
